--- a/git/5_tạo mới và _Push_project_up_git_hub.docx
+++ b/git/5_tạo mới và _Push_project_up_git_hub.docx
@@ -283,19 +283,6 @@
       </w:r>
       <w:r>
         <w:t xml:space="preserve">   </w:t>
-      </w:r>
-      <w:r>
-        <w:rPr>
-          <w:color w:val="auto"/>
-          <w:highlight w:val="yellow"/>
-        </w:rPr>
-        <w:t>&amp;&amp; nếu muốn kéo về thì không qua bước này</w:t>
-      </w:r>
-      <w:r>
-        <w:rPr>
-          <w:color w:val="auto"/>
-        </w:rPr>
-        <w:t xml:space="preserve"> </w:t>
       </w:r>
     </w:p>
     <w:tbl>
